--- a/portafolio-dev-2026/blocklabgd/v1.2/contrato/Anexo_A_Sitio_Web_v4.docx
+++ b/portafolio-dev-2026/blocklabgd/v1.2/contrato/Anexo_A_Sitio_Web_v4.docx
@@ -6,7 +6,7 @@
       <w:pPr>
         <w:pStyle w:val="Heading1"/>
         <w:bidi w:val="0"/>
-        <w:spacing w:before="240" w:after="283"/>
+        <w:spacing w:before="240" w:after="120"/>
         <w:rPr/>
       </w:pPr>
       <w:r>
@@ -37,7 +37,7 @@
       <w:pPr>
         <w:pStyle w:val="BodyText"/>
         <w:bidi w:val="0"/>
-        <w:spacing w:before="0" w:after="283"/>
+        <w:spacing w:lineRule="auto" w:line="276" w:before="0" w:after="283"/>
         <w:jc w:val="both"/>
         <w:rPr/>
       </w:pPr>
@@ -50,7 +50,7 @@
       <w:pPr>
         <w:pStyle w:val="BodyText"/>
         <w:bidi w:val="0"/>
-        <w:spacing w:before="0" w:after="283"/>
+        <w:spacing w:lineRule="auto" w:line="276" w:before="0" w:after="283"/>
         <w:jc w:val="both"/>
         <w:rPr/>
       </w:pPr>
@@ -65,7 +65,7 @@
       <w:pPr>
         <w:pStyle w:val="BodyText"/>
         <w:bidi w:val="0"/>
-        <w:spacing w:before="0" w:after="283"/>
+        <w:spacing w:lineRule="auto" w:line="276" w:before="0" w:after="283"/>
         <w:jc w:val="both"/>
         <w:rPr/>
       </w:pPr>
@@ -88,7 +88,7 @@
       <w:pPr>
         <w:pStyle w:val="BodyText"/>
         <w:bidi w:val="0"/>
-        <w:spacing w:before="0" w:after="283"/>
+        <w:spacing w:lineRule="auto" w:line="276" w:before="0" w:after="283"/>
         <w:jc w:val="both"/>
         <w:rPr/>
       </w:pPr>
@@ -328,7 +328,7 @@
       <w:pPr>
         <w:pStyle w:val="BodyText"/>
         <w:bidi w:val="0"/>
-        <w:spacing w:before="0" w:after="283"/>
+        <w:spacing w:lineRule="auto" w:line="276" w:before="0" w:after="283"/>
         <w:jc w:val="both"/>
         <w:rPr/>
       </w:pPr>
@@ -409,7 +409,7 @@
       <w:pPr>
         <w:pStyle w:val="BodyText"/>
         <w:bidi w:val="0"/>
-        <w:spacing w:before="0" w:after="283"/>
+        <w:spacing w:lineRule="auto" w:line="276" w:before="0" w:after="283"/>
         <w:jc w:val="both"/>
         <w:rPr/>
       </w:pPr>
@@ -532,7 +532,7 @@
       <w:pPr>
         <w:pStyle w:val="BodyText"/>
         <w:bidi w:val="0"/>
-        <w:spacing w:before="0" w:after="283"/>
+        <w:spacing w:lineRule="auto" w:line="276" w:before="0" w:after="283"/>
         <w:jc w:val="both"/>
         <w:rPr/>
       </w:pPr>
@@ -547,7 +547,7 @@
       <w:pPr>
         <w:pStyle w:val="BodyText"/>
         <w:bidi w:val="0"/>
-        <w:spacing w:before="0" w:after="283"/>
+        <w:spacing w:lineRule="auto" w:line="276" w:before="0" w:after="283"/>
         <w:jc w:val="both"/>
         <w:rPr/>
       </w:pPr>
@@ -577,7 +577,7 @@
       <w:pPr>
         <w:pStyle w:val="BodyText"/>
         <w:bidi w:val="0"/>
-        <w:spacing w:before="0" w:after="283"/>
+        <w:spacing w:lineRule="auto" w:line="276" w:before="0" w:after="283"/>
         <w:jc w:val="both"/>
         <w:rPr/>
       </w:pPr>
@@ -588,7 +588,7 @@
     </w:p>
     <w:tbl>
       <w:tblPr>
-        <w:tblW w:w="9638" w:type="dxa"/>
+        <w:tblW w:w="9972" w:type="dxa"/>
         <w:jc w:val="start"/>
         <w:tblInd w:w="0" w:type="dxa"/>
         <w:tblLayout w:type="fixed"/>
@@ -600,10 +600,10 @@
         </w:tblCellMar>
       </w:tblPr>
       <w:tblGrid>
-        <w:gridCol w:w="1695"/>
+        <w:gridCol w:w="1765"/>
         <w:gridCol w:w="1380"/>
-        <w:gridCol w:w="2016"/>
-        <w:gridCol w:w="4547"/>
+        <w:gridCol w:w="2076"/>
+        <w:gridCol w:w="4751"/>
       </w:tblGrid>
       <w:tr>
         <w:trPr>
@@ -611,7 +611,7 @@
         </w:trPr>
         <w:tc>
           <w:tcPr>
-            <w:tcW w:w="1695" w:type="dxa"/>
+            <w:tcW w:w="1765" w:type="dxa"/>
             <w:tcBorders/>
             <w:vAlign w:val="center"/>
           </w:tcPr>
@@ -619,7 +619,6 @@
             <w:pPr>
               <w:pStyle w:val="TableHeading"/>
               <w:bidi w:val="0"/>
-              <w:spacing w:before="0" w:after="283"/>
               <w:ind w:hanging="0" w:start="0" w:end="0"/>
               <w:jc w:val="start"/>
               <w:rPr/>
@@ -640,7 +639,6 @@
             <w:pPr>
               <w:pStyle w:val="TableHeading"/>
               <w:bidi w:val="0"/>
-              <w:spacing w:before="0" w:after="283"/>
               <w:ind w:hanging="0" w:start="0" w:end="0"/>
               <w:jc w:val="center"/>
               <w:rPr/>
@@ -653,7 +651,7 @@
         </w:tc>
         <w:tc>
           <w:tcPr>
-            <w:tcW w:w="2016" w:type="dxa"/>
+            <w:tcW w:w="2076" w:type="dxa"/>
             <w:tcBorders/>
             <w:vAlign w:val="center"/>
           </w:tcPr>
@@ -661,7 +659,6 @@
             <w:pPr>
               <w:pStyle w:val="TableHeading"/>
               <w:bidi w:val="0"/>
-              <w:spacing w:before="0" w:after="283"/>
               <w:ind w:hanging="0" w:start="0" w:end="0"/>
               <w:jc w:val="start"/>
               <w:rPr/>
@@ -674,7 +671,7 @@
         </w:tc>
         <w:tc>
           <w:tcPr>
-            <w:tcW w:w="4547" w:type="dxa"/>
+            <w:tcW w:w="4751" w:type="dxa"/>
             <w:tcBorders/>
             <w:vAlign w:val="center"/>
           </w:tcPr>
@@ -682,7 +679,6 @@
             <w:pPr>
               <w:pStyle w:val="TableHeading"/>
               <w:bidi w:val="0"/>
-              <w:spacing w:before="0" w:after="283"/>
               <w:ind w:hanging="0" w:start="0" w:end="0"/>
               <w:jc w:val="start"/>
               <w:rPr/>
@@ -698,7 +694,7 @@
         <w:trPr/>
         <w:tc>
           <w:tcPr>
-            <w:tcW w:w="1695" w:type="dxa"/>
+            <w:tcW w:w="1765" w:type="dxa"/>
             <w:tcBorders/>
             <w:vAlign w:val="center"/>
           </w:tcPr>
@@ -706,7 +702,6 @@
             <w:pPr>
               <w:pStyle w:val="TableContents"/>
               <w:bidi w:val="0"/>
-              <w:spacing w:before="0" w:after="283"/>
               <w:ind w:hanging="0" w:start="0" w:end="0"/>
               <w:jc w:val="start"/>
               <w:rPr/>
@@ -729,7 +724,6 @@
             <w:pPr>
               <w:pStyle w:val="TableContents"/>
               <w:bidi w:val="0"/>
-              <w:spacing w:before="0" w:after="283"/>
               <w:ind w:hanging="0" w:start="0" w:end="0"/>
               <w:jc w:val="center"/>
               <w:rPr/>
@@ -742,7 +736,7 @@
         </w:tc>
         <w:tc>
           <w:tcPr>
-            <w:tcW w:w="2016" w:type="dxa"/>
+            <w:tcW w:w="2076" w:type="dxa"/>
             <w:tcBorders/>
             <w:vAlign w:val="center"/>
           </w:tcPr>
@@ -750,7 +744,6 @@
             <w:pPr>
               <w:pStyle w:val="TableContents"/>
               <w:bidi w:val="0"/>
-              <w:spacing w:before="0" w:after="283"/>
               <w:ind w:hanging="0" w:start="0" w:end="0"/>
               <w:jc w:val="start"/>
               <w:rPr/>
@@ -763,7 +756,7 @@
         </w:tc>
         <w:tc>
           <w:tcPr>
-            <w:tcW w:w="4547" w:type="dxa"/>
+            <w:tcW w:w="4751" w:type="dxa"/>
             <w:tcBorders/>
             <w:vAlign w:val="center"/>
           </w:tcPr>
@@ -771,7 +764,6 @@
             <w:pPr>
               <w:pStyle w:val="TableContents"/>
               <w:bidi w:val="0"/>
-              <w:spacing w:before="0" w:after="283"/>
               <w:ind w:hanging="0" w:start="0" w:end="0"/>
               <w:jc w:val="start"/>
               <w:rPr/>
@@ -787,7 +779,7 @@
         <w:trPr/>
         <w:tc>
           <w:tcPr>
-            <w:tcW w:w="1695" w:type="dxa"/>
+            <w:tcW w:w="1765" w:type="dxa"/>
             <w:tcBorders/>
             <w:vAlign w:val="center"/>
           </w:tcPr>
@@ -795,7 +787,6 @@
             <w:pPr>
               <w:pStyle w:val="TableContents"/>
               <w:bidi w:val="0"/>
-              <w:spacing w:before="0" w:after="283"/>
               <w:ind w:hanging="0" w:start="0" w:end="0"/>
               <w:jc w:val="start"/>
               <w:rPr/>
@@ -818,7 +809,6 @@
             <w:pPr>
               <w:pStyle w:val="TableContents"/>
               <w:bidi w:val="0"/>
-              <w:spacing w:before="0" w:after="283"/>
               <w:ind w:hanging="0" w:start="0" w:end="0"/>
               <w:jc w:val="center"/>
               <w:rPr/>
@@ -831,7 +821,7 @@
         </w:tc>
         <w:tc>
           <w:tcPr>
-            <w:tcW w:w="2016" w:type="dxa"/>
+            <w:tcW w:w="2076" w:type="dxa"/>
             <w:tcBorders/>
             <w:vAlign w:val="center"/>
           </w:tcPr>
@@ -839,7 +829,6 @@
             <w:pPr>
               <w:pStyle w:val="TableContents"/>
               <w:bidi w:val="0"/>
-              <w:spacing w:before="0" w:after="283"/>
               <w:ind w:hanging="0" w:start="0" w:end="0"/>
               <w:jc w:val="start"/>
               <w:rPr/>
@@ -852,7 +841,7 @@
         </w:tc>
         <w:tc>
           <w:tcPr>
-            <w:tcW w:w="4547" w:type="dxa"/>
+            <w:tcW w:w="4751" w:type="dxa"/>
             <w:tcBorders/>
             <w:vAlign w:val="center"/>
           </w:tcPr>
@@ -860,7 +849,6 @@
             <w:pPr>
               <w:pStyle w:val="TableContents"/>
               <w:bidi w:val="0"/>
-              <w:spacing w:before="0" w:after="283"/>
               <w:jc w:val="start"/>
               <w:rPr/>
             </w:pPr>
@@ -876,7 +864,7 @@
       <w:pPr>
         <w:pStyle w:val="BodyText"/>
         <w:bidi w:val="0"/>
-        <w:spacing w:before="0" w:after="283"/>
+        <w:spacing w:lineRule="auto" w:line="276" w:before="0" w:after="283"/>
         <w:jc w:val="both"/>
         <w:rPr/>
       </w:pPr>
@@ -887,6 +875,7 @@
     <w:p>
       <w:pPr>
         <w:pStyle w:val="HorizontalLine"/>
+        <w:suppressLineNumbers/>
         <w:pBdr>
           <w:bottom w:val="double" w:sz="2" w:space="0" w:color="808080"/>
         </w:pBdr>
@@ -903,7 +892,7 @@
       <w:pPr>
         <w:pStyle w:val="BodyText"/>
         <w:bidi w:val="0"/>
-        <w:spacing w:before="0" w:after="283"/>
+        <w:spacing w:lineRule="auto" w:line="276" w:before="0" w:after="283"/>
         <w:jc w:val="both"/>
         <w:rPr/>
       </w:pPr>
@@ -921,6 +910,7 @@
     <w:p>
       <w:pPr>
         <w:pStyle w:val="HorizontalLine"/>
+        <w:suppressLineNumbers/>
         <w:pBdr>
           <w:bottom w:val="double" w:sz="2" w:space="0" w:color="808080"/>
         </w:pBdr>
@@ -937,7 +927,7 @@
       <w:pPr>
         <w:pStyle w:val="BodyText"/>
         <w:bidi w:val="0"/>
-        <w:spacing w:before="0" w:after="283"/>
+        <w:spacing w:lineRule="auto" w:line="276" w:before="0" w:after="283"/>
         <w:jc w:val="both"/>
         <w:rPr/>
       </w:pPr>
@@ -965,7 +955,7 @@
     </w:p>
     <w:sectPr>
       <w:type w:val="nextPage"/>
-      <w:pgSz w:w="11906" w:h="16838"/>
+      <w:pgSz w:w="12240" w:h="15840"/>
       <w:pgMar w:left="1134" w:right="1134" w:gutter="0" w:header="0" w:top="907" w:footer="0" w:bottom="907"/>
       <w:pgNumType w:fmt="decimal"/>
       <w:formProt w:val="false"/>
@@ -1565,12 +1555,19 @@
     <w:next w:val="BodyText"/>
     <w:qFormat/>
     <w:pPr>
+      <w:numPr>
+        <w:ilvl w:val="0"/>
+        <w:numId w:val="0"/>
+      </w:numPr>
       <w:pBdr>
         <w:bottom w:val="single" w:sz="12" w:space="4" w:color="0D9488"/>
       </w:pBdr>
+      <w:spacing w:before="240" w:after="120"/>
       <w:jc w:val="center"/>
+      <w:outlineLvl w:val="0"/>
     </w:pPr>
     <w:rPr>
+      <w:rFonts w:ascii="Liberation Serif" w:hAnsi="Liberation Serif" w:eastAsia="Noto Serif CJK SC" w:cs="Lohit Devanagari"/>
       <w:b/>
       <w:bCs/>
       <w:color w:val="0F766E"/>
@@ -1627,38 +1624,6 @@
       <w:szCs w:val="28"/>
     </w:rPr>
   </w:style>
-  <w:style w:type="character" w:styleId="EndnoteReference">
-    <w:name w:val="endnote reference"/>
-    <w:rPr>
-      <w:vertAlign w:val="superscript"/>
-    </w:rPr>
-  </w:style>
-  <w:style w:type="character" w:styleId="FootnoteReference">
-    <w:name w:val="footnote reference"/>
-    <w:rPr>
-      <w:vertAlign w:val="superscript"/>
-    </w:rPr>
-  </w:style>
-  <w:style w:type="character" w:styleId="EndnoteCharacters">
-    <w:name w:val="Endnote Characters"/>
-    <w:qFormat/>
-    <w:rPr/>
-  </w:style>
-  <w:style w:type="character" w:styleId="FootnoteCharacters">
-    <w:name w:val="Footnote Characters"/>
-    <w:qFormat/>
-    <w:rPr/>
-  </w:style>
-  <w:style w:type="character" w:styleId="Hyperlink">
-    <w:name w:val="Hyperlink"/>
-    <w:rPr>
-      <w:strike w:val="false"/>
-      <w:dstrike w:val="false"/>
-      <w:color w:val="0D9488"/>
-      <w:u w:val="none"/>
-      <w:effect w:val="none"/>
-    </w:rPr>
-  </w:style>
   <w:style w:type="character" w:styleId="Emphasis">
     <w:name w:val="Emphasis"/>
     <w:qFormat/>
@@ -1691,6 +1656,16 @@
       <w:rFonts w:ascii="Liberation Mono" w:hAnsi="Liberation Mono" w:eastAsia="Noto Sans Mono CJK SC" w:cs="Liberation Mono"/>
     </w:rPr>
   </w:style>
+  <w:style w:type="character" w:styleId="Hyperlink">
+    <w:name w:val="Hyperlink"/>
+    <w:rPr>
+      <w:strike w:val="false"/>
+      <w:dstrike w:val="false"/>
+      <w:color w:val="0D9488"/>
+      <w:u w:val="none"/>
+      <w:effect w:val="none"/>
+    </w:rPr>
+  </w:style>
   <w:style w:type="character" w:styleId="FollowedHyperlink">
     <w:name w:val="FollowedHyperlink"/>
     <w:rPr>
@@ -1701,44 +1676,12 @@
       <w:effect w:val="none"/>
     </w:rPr>
   </w:style>
-  <w:style w:type="paragraph" w:styleId="HorizontalLine">
-    <w:name w:val="Horizontal Line"/>
-    <w:basedOn w:val="Normal"/>
-    <w:next w:val="BodyText"/>
-    <w:qFormat/>
-    <w:pPr>
-      <w:pBdr>
-        <w:bottom w:val="double" w:sz="2" w:space="0" w:color="808080"/>
-      </w:pBdr>
-      <w:spacing w:before="0" w:after="283"/>
-    </w:pPr>
-    <w:rPr>
-      <w:sz w:val="12"/>
-    </w:rPr>
-  </w:style>
   <w:style w:type="paragraph" w:styleId="BodyText">
     <w:name w:val="Body Text"/>
     <w:basedOn w:val="Normal"/>
     <w:pPr>
-      <w:spacing w:before="0" w:after="283"/>
+      <w:spacing w:lineRule="auto" w:line="276" w:before="0" w:after="283"/>
       <w:jc w:val="both"/>
-    </w:pPr>
-    <w:rPr/>
-  </w:style>
-  <w:style w:type="paragraph" w:styleId="EnvelopeReturn">
-    <w:name w:val="envelope return"/>
-    <w:basedOn w:val="Normal"/>
-    <w:pPr/>
-    <w:rPr>
-      <w:i/>
-    </w:rPr>
-  </w:style>
-  <w:style w:type="paragraph" w:styleId="TableContents">
-    <w:name w:val="Table Contents"/>
-    <w:basedOn w:val="BodyText"/>
-    <w:qFormat/>
-    <w:pPr>
-      <w:jc w:val="start"/>
     </w:pPr>
     <w:rPr/>
   </w:style>
@@ -1752,18 +1695,15 @@
       <w:spacing w:before="240" w:after="283"/>
     </w:pPr>
     <w:rPr>
-      <w:rFonts w:ascii="Liberation Sans" w:hAnsi="Liberation Sans"/>
+      <w:rFonts w:ascii="Liberation Sans" w:hAnsi="Liberation Sans" w:eastAsia="Noto Sans CJK SC" w:cs="Lohit Devanagari"/>
       <w:sz w:val="28"/>
       <w:szCs w:val="28"/>
     </w:rPr>
   </w:style>
-  <w:style w:type="paragraph" w:styleId="Index">
-    <w:name w:val="Index"/>
-    <w:basedOn w:val="Normal"/>
-    <w:qFormat/>
-    <w:pPr>
-      <w:suppressLineNumbers/>
-    </w:pPr>
+  <w:style w:type="paragraph" w:styleId="List">
+    <w:name w:val="List"/>
+    <w:basedOn w:val="BodyText"/>
+    <w:pPr/>
     <w:rPr>
       <w:rFonts w:cs="Lohit Devanagari"/>
     </w:rPr>
@@ -1784,10 +1724,13 @@
       <w:szCs w:val="24"/>
     </w:rPr>
   </w:style>
-  <w:style w:type="paragraph" w:styleId="List">
-    <w:name w:val="List"/>
-    <w:basedOn w:val="BodyText"/>
-    <w:pPr/>
+  <w:style w:type="paragraph" w:styleId="Index">
+    <w:name w:val="Index"/>
+    <w:basedOn w:val="Normal"/>
+    <w:qFormat/>
+    <w:pPr>
+      <w:suppressLineNumbers/>
+    </w:pPr>
     <w:rPr>
       <w:rFonts w:cs="Lohit Devanagari"/>
     </w:rPr>
@@ -1805,6 +1748,17 @@
     </w:pPr>
     <w:rPr/>
   </w:style>
+  <w:style w:type="paragraph" w:styleId="TableContents">
+    <w:name w:val="Table Contents"/>
+    <w:basedOn w:val="Normal"/>
+    <w:qFormat/>
+    <w:pPr>
+      <w:widowControl w:val="false"/>
+      <w:suppressLineNumbers/>
+      <w:jc w:val="start"/>
+    </w:pPr>
+    <w:rPr/>
+  </w:style>
   <w:style w:type="paragraph" w:styleId="TableHeading">
     <w:name w:val="Table Heading"/>
     <w:basedOn w:val="TableContents"/>
@@ -1817,6 +1771,23 @@
       <w:b/>
       <w:bCs/>
       <w:color w:val="115E59"/>
+    </w:rPr>
+  </w:style>
+  <w:style w:type="paragraph" w:styleId="HorizontalLine">
+    <w:name w:val="Horizontal Line"/>
+    <w:basedOn w:val="Normal"/>
+    <w:next w:val="BodyText"/>
+    <w:qFormat/>
+    <w:pPr>
+      <w:suppressLineNumbers/>
+      <w:pBdr>
+        <w:bottom w:val="double" w:sz="2" w:space="0" w:color="808080"/>
+      </w:pBdr>
+      <w:spacing w:before="0" w:after="283"/>
+    </w:pPr>
+    <w:rPr>
+      <w:sz w:val="12"/>
+      <w:szCs w:val="12"/>
     </w:rPr>
   </w:style>
 </w:styles>
